--- a/estandar-b/templates/1-1-reporte-inicial.docx
+++ b/estandar-b/templates/1-1-reporte-inicial.docx
@@ -26,11 +26,13 @@
         <w:tc>
           <w:tcPr>
             <w:tcW w:type="dxa" w:w="3408"/>
+            <w:shd w:val="clear" w:color="auto" w:fill="28467E"/>
           </w:tcPr>
           <w:p>
             <w:r>
               <w:rPr>
                 <w:b/>
+                <w:color w:val="FFFFFF"/>
               </w:rPr>
               <w:t>Mi CompañIA</w:t>
             </w:r>
@@ -39,11 +41,13 @@
         <w:tc>
           <w:tcPr>
             <w:tcW w:type="dxa" w:w="3408"/>
+            <w:shd w:val="clear" w:color="auto" w:fill="28467E"/>
           </w:tcPr>
           <w:p>
             <w:r>
               <w:rPr>
                 <w:b/>
+                <w:color w:val="FFFFFF"/>
               </w:rPr>
               <w:t>Reporte inicial documentado del levantamiento de información con el cliente Manual de Desarrollar con IA · Producto del Elemento 1 · Identificar</w:t>
             </w:r>
@@ -52,11 +56,13 @@
         <w:tc>
           <w:tcPr>
             <w:tcW w:type="dxa" w:w="3408"/>
+            <w:shd w:val="clear" w:color="auto" w:fill="28467E"/>
           </w:tcPr>
           <w:p>
             <w:r>
               <w:rPr>
                 <w:b/>
+                <w:color w:val="FFFFFF"/>
               </w:rPr>
               <w:t>Producto 1.1 Template editable Mi CompañIA · FUNDES</w:t>
             </w:r>
@@ -158,11 +164,13 @@
         <w:tc>
           <w:tcPr>
             <w:tcW w:type="dxa" w:w="5112"/>
+            <w:shd w:val="clear" w:color="auto" w:fill="28467E"/>
           </w:tcPr>
           <w:p>
             <w:r>
               <w:rPr>
                 <w:b/>
+                <w:color w:val="FFFFFF"/>
               </w:rPr>
               <w:t>MiPyME (razón social)</w:t>
             </w:r>
@@ -171,11 +179,13 @@
         <w:tc>
           <w:tcPr>
             <w:tcW w:type="dxa" w:w="5112"/>
+            <w:shd w:val="clear" w:color="auto" w:fill="28467E"/>
           </w:tcPr>
           <w:p>
             <w:r>
               <w:rPr>
                 <w:b/>
+                <w:color w:val="FFFFFF"/>
               </w:rPr>
             </w:r>
           </w:p>
@@ -624,7 +634,8 @@
     <w:qFormat/>
     <w:rsid w:val="00FC693F"/>
     <w:rPr>
-      <w:rFonts w:ascii="Arial" w:hAnsi="Arial"/>
+      <w:rFonts w:ascii="Afacad" w:hAnsi="Afacad" w:cs="Afacad" w:eastAsia="Afacad"/>
+      <w:color w:val="4B5563"/>
       <w:sz w:val="20"/>
     </w:rPr>
   </w:style>
@@ -687,11 +698,11 @@
       <w:outlineLvl w:val="0"/>
     </w:pPr>
     <w:rPr>
-      <w:rFonts w:asciiTheme="majorHAnsi" w:eastAsiaTheme="majorEastAsia" w:hAnsiTheme="majorHAnsi" w:cstheme="majorBidi"/>
+      <w:rFonts w:asciiTheme="majorHAnsi" w:eastAsiaTheme="majorEastAsia" w:hAnsiTheme="majorHAnsi" w:cstheme="majorBidi" w:ascii="Afacad" w:hAnsi="Afacad" w:cs="Afacad" w:eastAsia="Afacad"/>
       <w:b/>
       <w:bCs/>
-      <w:color w:val="365F91" w:themeColor="accent1" w:themeShade="BF"/>
-      <w:sz w:val="28"/>
+      <w:color w:val="28467E"/>
+      <w:sz w:val="30"/>
       <w:szCs w:val="28"/>
     </w:rPr>
   </w:style>
@@ -711,11 +722,11 @@
       <w:outlineLvl w:val="1"/>
     </w:pPr>
     <w:rPr>
-      <w:rFonts w:asciiTheme="majorHAnsi" w:eastAsiaTheme="majorEastAsia" w:hAnsiTheme="majorHAnsi" w:cstheme="majorBidi"/>
+      <w:rFonts w:asciiTheme="majorHAnsi" w:eastAsiaTheme="majorEastAsia" w:hAnsiTheme="majorHAnsi" w:cstheme="majorBidi" w:ascii="Afacad" w:hAnsi="Afacad" w:cs="Afacad" w:eastAsia="Afacad"/>
       <w:b/>
       <w:bCs/>
-      <w:color w:val="4F81BD" w:themeColor="accent1"/>
-      <w:sz w:val="26"/>
+      <w:color w:val="28467E"/>
+      <w:sz w:val="24"/>
       <w:szCs w:val="26"/>
     </w:rPr>
   </w:style>
@@ -735,10 +746,11 @@
       <w:outlineLvl w:val="2"/>
     </w:pPr>
     <w:rPr>
-      <w:rFonts w:asciiTheme="majorHAnsi" w:eastAsiaTheme="majorEastAsia" w:hAnsiTheme="majorHAnsi" w:cstheme="majorBidi"/>
+      <w:rFonts w:asciiTheme="majorHAnsi" w:eastAsiaTheme="majorEastAsia" w:hAnsiTheme="majorHAnsi" w:cstheme="majorBidi" w:ascii="Afacad" w:hAnsi="Afacad" w:cs="Afacad" w:eastAsia="Afacad"/>
       <w:b/>
       <w:bCs/>
-      <w:color w:val="4F81BD" w:themeColor="accent1"/>
+      <w:color w:val="28467E"/>
+      <w:sz w:val="22"/>
     </w:rPr>
   </w:style>
   <w:style w:type="paragraph" w:styleId="Heading4">
@@ -976,11 +988,12 @@
       <w:contextualSpacing/>
     </w:pPr>
     <w:rPr>
-      <w:rFonts w:asciiTheme="majorHAnsi" w:eastAsiaTheme="majorEastAsia" w:hAnsiTheme="majorHAnsi" w:cstheme="majorBidi"/>
-      <w:color w:val="17365D" w:themeColor="text2" w:themeShade="BF"/>
+      <w:rFonts w:asciiTheme="majorHAnsi" w:eastAsiaTheme="majorEastAsia" w:hAnsiTheme="majorHAnsi" w:cstheme="majorBidi" w:ascii="Afacad" w:hAnsi="Afacad" w:cs="Afacad" w:eastAsia="Afacad"/>
+      <w:b/>
+      <w:color w:val="28467E"/>
       <w:spacing w:val="5"/>
       <w:kern w:val="28"/>
-      <w:sz w:val="52"/>
+      <w:sz w:val="40"/>
       <w:szCs w:val="52"/>
     </w:rPr>
   </w:style>
